--- a/BTTH.docx
+++ b/BTTH.docx
@@ -922,6 +922,257 @@
         <w:br/>
         <w:t>Kết quả đúng như dự đoán</w:t>
       </w:r>
+      <w:r>
+        <w:rPr>
+          <w:rFonts w:ascii="Times New Roman" w:eastAsia="Times New Roman" w:hAnsi="Times New Roman" w:cs="Times New Roman"/>
+          <w:kern w:val="0"/>
+          <w:sz w:val="28"/>
+          <w:szCs w:val="28"/>
+          <w:lang w:val="vi-VN"/>
+          <w14:ligatures w14:val="none"/>
+        </w:rPr>
+        <w:br/>
+        <w:t xml:space="preserve">file t.txt: </w:t>
+      </w:r>
+      <w:r>
+        <w:rPr>
+          <w:rFonts w:ascii="Times New Roman" w:eastAsia="Times New Roman" w:hAnsi="Times New Roman" w:cs="Times New Roman"/>
+          <w:kern w:val="0"/>
+          <w:sz w:val="28"/>
+          <w:szCs w:val="28"/>
+          <w:lang w:val="vi-VN"/>
+          <w14:ligatures w14:val="none"/>
+        </w:rPr>
+        <w:br/>
+      </w:r>
+      <w:r>
+        <w:rPr>
+          <w:rFonts w:ascii="Times New Roman" w:eastAsia="Times New Roman" w:hAnsi="Times New Roman" w:cs="Times New Roman"/>
+          <w:kern w:val="0"/>
+          <w:sz w:val="28"/>
+          <w:szCs w:val="28"/>
+          <w:lang w:val="vi-VN"/>
+          <w14:ligatures w14:val="none"/>
+        </w:rPr>
+        <w:t>C</w:t>
+      </w:r>
+    </w:p>
+    <w:p>
+      <w:pPr>
+        <w:spacing w:after="0" w:line="240" w:lineRule="auto"/>
+        <w:ind w:left="360"/>
+        <w:rPr>
+          <w:rFonts w:ascii="Times New Roman" w:eastAsia="Times New Roman" w:hAnsi="Times New Roman" w:cs="Times New Roman"/>
+          <w:kern w:val="0"/>
+          <w:sz w:val="28"/>
+          <w:szCs w:val="28"/>
+          <w:lang w:val="vi-VN"/>
+          <w14:ligatures w14:val="none"/>
+        </w:rPr>
+      </w:pPr>
+      <w:r>
+        <w:rPr>
+          <w:rFonts w:ascii="Times New Roman" w:eastAsia="Times New Roman" w:hAnsi="Times New Roman" w:cs="Times New Roman"/>
+          <w:kern w:val="0"/>
+          <w:sz w:val="28"/>
+          <w:szCs w:val="28"/>
+          <w:lang w:val="vi-VN"/>
+          <w14:ligatures w14:val="none"/>
+        </w:rPr>
+        <w:t>D</w:t>
+      </w:r>
+    </w:p>
+    <w:p>
+      <w:pPr>
+        <w:spacing w:after="0" w:line="240" w:lineRule="auto"/>
+        <w:ind w:left="360"/>
+        <w:rPr>
+          <w:rFonts w:ascii="Times New Roman" w:eastAsia="Times New Roman" w:hAnsi="Times New Roman" w:cs="Times New Roman"/>
+          <w:kern w:val="0"/>
+          <w:sz w:val="28"/>
+          <w:szCs w:val="28"/>
+          <w:lang w:val="vi-VN"/>
+          <w14:ligatures w14:val="none"/>
+        </w:rPr>
+      </w:pPr>
+      <w:r>
+        <w:rPr>
+          <w:rFonts w:ascii="Times New Roman" w:eastAsia="Times New Roman" w:hAnsi="Times New Roman" w:cs="Times New Roman"/>
+          <w:kern w:val="0"/>
+          <w:sz w:val="28"/>
+          <w:szCs w:val="28"/>
+          <w:lang w:val="vi-VN"/>
+          <w14:ligatures w14:val="none"/>
+        </w:rPr>
+        <w:t>File r.txt:</w:t>
+      </w:r>
+    </w:p>
+    <w:p>
+      <w:pPr>
+        <w:spacing w:after="0" w:line="240" w:lineRule="auto"/>
+        <w:ind w:left="360"/>
+        <w:rPr>
+          <w:rFonts w:ascii="Times New Roman" w:eastAsia="Times New Roman" w:hAnsi="Times New Roman" w:cs="Times New Roman"/>
+          <w:kern w:val="0"/>
+          <w:sz w:val="28"/>
+          <w:szCs w:val="28"/>
+          <w:lang w:val="vi-VN"/>
+          <w14:ligatures w14:val="none"/>
+        </w:rPr>
+      </w:pPr>
+      <w:r>
+        <w:rPr>
+          <w:rFonts w:ascii="Times New Roman" w:eastAsia="Times New Roman" w:hAnsi="Times New Roman" w:cs="Times New Roman"/>
+          <w:kern w:val="0"/>
+          <w:sz w:val="28"/>
+          <w:szCs w:val="28"/>
+          <w:lang w:val="vi-VN"/>
+          <w14:ligatures w14:val="none"/>
+        </w:rPr>
+        <w:t>2026-10-01 08:01:10 ERROR GET /images/logo.png 404</w:t>
+      </w:r>
+    </w:p>
+    <w:p>
+      <w:pPr>
+        <w:spacing w:after="0" w:line="240" w:lineRule="auto"/>
+        <w:ind w:left="360"/>
+        <w:rPr>
+          <w:rFonts w:ascii="Times New Roman" w:eastAsia="Times New Roman" w:hAnsi="Times New Roman" w:cs="Times New Roman"/>
+          <w:kern w:val="0"/>
+          <w:sz w:val="28"/>
+          <w:szCs w:val="28"/>
+          <w:lang w:val="vi-VN"/>
+          <w14:ligatures w14:val="none"/>
+        </w:rPr>
+      </w:pPr>
+      <w:r>
+        <w:rPr>
+          <w:rFonts w:ascii="Times New Roman" w:eastAsia="Times New Roman" w:hAnsi="Times New Roman" w:cs="Times New Roman"/>
+          <w:kern w:val="0"/>
+          <w:sz w:val="28"/>
+          <w:szCs w:val="28"/>
+          <w:lang w:val="vi-VN"/>
+          <w14:ligatures w14:val="none"/>
+        </w:rPr>
+        <w:t>2026-10-01 08:04:12 ERROR GET /old-page 404</w:t>
+      </w:r>
+    </w:p>
+    <w:p>
+      <w:pPr>
+        <w:spacing w:after="0" w:line="240" w:lineRule="auto"/>
+        <w:ind w:left="360"/>
+        <w:rPr>
+          <w:rFonts w:ascii="Times New Roman" w:eastAsia="Times New Roman" w:hAnsi="Times New Roman" w:cs="Times New Roman"/>
+          <w:kern w:val="0"/>
+          <w:sz w:val="28"/>
+          <w:szCs w:val="28"/>
+          <w:lang w:val="vi-VN"/>
+          <w14:ligatures w14:val="none"/>
+        </w:rPr>
+      </w:pPr>
+      <w:r>
+        <w:rPr>
+          <w:rFonts w:ascii="Times New Roman" w:eastAsia="Times New Roman" w:hAnsi="Times New Roman" w:cs="Times New Roman"/>
+          <w:kern w:val="0"/>
+          <w:sz w:val="28"/>
+          <w:szCs w:val="28"/>
+          <w:lang w:val="vi-VN"/>
+          <w14:ligatures w14:val="none"/>
+        </w:rPr>
+        <w:t>2026-10-01 08:08:33 ERROR GET /missing.css 404</w:t>
+      </w:r>
+    </w:p>
+    <w:p>
+      <w:pPr>
+        <w:spacing w:after="0" w:line="240" w:lineRule="auto"/>
+        <w:ind w:left="360"/>
+        <w:rPr>
+          <w:rFonts w:ascii="Times New Roman" w:eastAsia="Times New Roman" w:hAnsi="Times New Roman" w:cs="Times New Roman"/>
+          <w:kern w:val="0"/>
+          <w:sz w:val="28"/>
+          <w:szCs w:val="28"/>
+          <w:lang w:val="vi-VN"/>
+          <w14:ligatures w14:val="none"/>
+        </w:rPr>
+      </w:pPr>
+    </w:p>
+    <w:p>
+      <w:pPr>
+        <w:spacing w:after="0" w:line="240" w:lineRule="auto"/>
+        <w:ind w:left="360"/>
+        <w:rPr>
+          <w:rFonts w:ascii="Times New Roman" w:eastAsia="Times New Roman" w:hAnsi="Times New Roman" w:cs="Times New Roman"/>
+          <w:kern w:val="0"/>
+          <w:sz w:val="28"/>
+          <w:szCs w:val="28"/>
+          <w:lang w:val="vi-VN"/>
+          <w14:ligatures w14:val="none"/>
+        </w:rPr>
+      </w:pPr>
+    </w:p>
+    <w:p>
+      <w:pPr>
+        <w:spacing w:after="0" w:line="240" w:lineRule="auto"/>
+        <w:ind w:left="360"/>
+        <w:rPr>
+          <w:rFonts w:ascii="Times New Roman" w:eastAsia="Times New Roman" w:hAnsi="Times New Roman" w:cs="Times New Roman"/>
+          <w:kern w:val="0"/>
+          <w:sz w:val="28"/>
+          <w:szCs w:val="28"/>
+          <w:lang w:val="vi-VN"/>
+          <w14:ligatures w14:val="none"/>
+        </w:rPr>
+      </w:pPr>
+    </w:p>
+    <w:p>
+      <w:pPr>
+        <w:spacing w:after="0" w:line="240" w:lineRule="auto"/>
+        <w:ind w:left="360"/>
+        <w:rPr>
+          <w:rFonts w:ascii="Times New Roman" w:eastAsia="Times New Roman" w:hAnsi="Times New Roman" w:cs="Times New Roman"/>
+          <w:kern w:val="0"/>
+          <w:sz w:val="28"/>
+          <w:szCs w:val="28"/>
+          <w:lang w:val="vi-VN"/>
+          <w14:ligatures w14:val="none"/>
+        </w:rPr>
+      </w:pPr>
+      <w:r>
+        <w:rPr>
+          <w:rFonts w:ascii="Times New Roman" w:eastAsia="Times New Roman" w:hAnsi="Times New Roman" w:cs="Times New Roman"/>
+          <w:kern w:val="0"/>
+          <w:sz w:val="28"/>
+          <w:szCs w:val="28"/>
+          <w:lang w:val="vi-VN"/>
+          <w14:ligatures w14:val="none"/>
+        </w:rPr>
+        <w:t>2026-10-01 08:03:45 WARN GET /api/users 500</w:t>
+      </w:r>
+    </w:p>
+    <w:p>
+      <w:pPr>
+        <w:spacing w:after="0" w:line="240" w:lineRule="auto"/>
+        <w:ind w:left="360"/>
+        <w:rPr>
+          <w:rFonts w:ascii="Times New Roman" w:eastAsia="Times New Roman" w:hAnsi="Times New Roman" w:cs="Times New Roman"/>
+          <w:kern w:val="0"/>
+          <w:sz w:val="28"/>
+          <w:szCs w:val="28"/>
+          <w:lang w:val="vi-VN"/>
+          <w14:ligatures w14:val="none"/>
+        </w:rPr>
+      </w:pPr>
+      <w:r>
+        <w:rPr>
+          <w:rFonts w:ascii="Times New Roman" w:eastAsia="Times New Roman" w:hAnsi="Times New Roman" w:cs="Times New Roman"/>
+          <w:kern w:val="0"/>
+          <w:sz w:val="28"/>
+          <w:szCs w:val="28"/>
+          <w:lang w:val="vi-VN"/>
+          <w14:ligatures w14:val="none"/>
+        </w:rPr>
+        <w:t>2026-10-01 08:06:21 ERROR POST /api/pay 500</w:t>
+      </w:r>
     </w:p>
     <w:p>
       <w:pPr>
@@ -1121,6 +1372,7 @@
           <w:szCs w:val="28"/>
           <w14:ligatures w14:val="none"/>
         </w:rPr>
+        <w:lastRenderedPageBreak/>
         <w:t>Write-Host "Hoan thanh!"</w:t>
       </w:r>
     </w:p>
